--- a/projects/valuepickr-open-screen/docs/Gujarat Containers Ltd.docx
+++ b/projects/valuepickr-open-screen/docs/Gujarat Containers Ltd.docx
@@ -32,7 +32,7 @@
           <w:sz w:val="22"/>
           <w:szCs w:val="22"/>
         </w:rPr>
-        <w:t xml:space="preserve">Microcap steel-barrel / drum maker — historically high ROE but recent margins compressing and profit declining year-on-year, no catalyst</w:t>
+        <w:t xml:space="preserve">A profitable, low-debt small-cap steel-barrel manufacturer with historically solid returns, but revenue and profit are now shrinking with no visible growth driver - fine business, no thesis.</w:t>
       </w:r>
     </w:p>
     <w:p>
@@ -49,7 +49,7 @@
         <w:spacing w:after="120"/>
       </w:pPr>
       <w:r>
-        <w:t xml:space="preserve">Gujarat Containers Ltd manufactures mild-steel barrels, drums and containers used for packaging chemicals, lubricants and food products. Microcap (~Rs 96 Cr) on BSE.</w:t>
+        <w:t xml:space="preserve">Gujarat Containers Ltd (incorporated 1992) manufactures steel barrels/drums for the packaging and industrial-goods sector. Seeded 2026-09-13 via untrusted X triage (@rajuidesai, medium conviction).</w:t>
       </w:r>
     </w:p>
     <w:p>
@@ -89,7 +89,7 @@
                 <w:b/>
                 <w:bCs/>
               </w:rPr>
-              <w:t xml:space="preserve">Market Cap</w:t>
+              <w:t xml:space="preserve">Market cap</w:t>
             </w:r>
           </w:p>
         </w:tc>
@@ -99,7 +99,7 @@
           </w:tcPr>
           <w:p>
             <w:r>
-              <w:t xml:space="preserve">~Rs 96 Cr</w:t>
+              <w:t xml:space="preserve">~Rs 95.8 Cr</w:t>
             </w:r>
           </w:p>
         </w:tc>
@@ -116,7 +116,7 @@
                 <w:b/>
                 <w:bCs/>
               </w:rPr>
-              <w:t xml:space="preserve">ROE / ROCE</w:t>
+              <w:t xml:space="preserve">Price / P/E / Book value</w:t>
             </w:r>
           </w:p>
         </w:tc>
@@ -126,7 +126,7 @@
           </w:tcPr>
           <w:p>
             <w:r>
-              <w:t xml:space="preserve">5-yr average ROE ~24.6% / 5-yr average ROCE ~24.3%; latest half-year ROCE ~14.7% (lowest in the trailing period)</w:t>
+              <w:t xml:space="preserve">~Rs 170-178; P/E ~14.3; Book value ~Rs 94.4</w:t>
             </w:r>
           </w:p>
         </w:tc>
@@ -143,7 +143,7 @@
                 <w:b/>
                 <w:bCs/>
               </w:rPr>
-              <w:t xml:space="preserve">Revenue / Profit</w:t>
+              <w:t xml:space="preserve">ROCE / ROE</w:t>
             </w:r>
           </w:p>
         </w:tc>
@@ -153,7 +153,34 @@
           </w:tcPr>
           <w:p>
             <w:r>
-              <w:t xml:space="preserve">Revenue ~Rs 145 Cr; PAT ~Rs 6.7 Cr</w:t>
+              <w:t xml:space="preserve">ROCE ~18.4%; ROE ~17.4% (3-yr average ROE ~24.4% - has declined recently)</w:t>
+            </w:r>
+          </w:p>
+        </w:tc>
+      </w:tr>
+      <w:tr>
+        <w:tc>
+          <w:tcPr>
+            <w:tcW w:type="dxa" w:w="3200"/>
+            <w:shd w:fill="F2F2F2" w:val="clear"/>
+          </w:tcPr>
+          <w:p>
+            <w:r>
+              <w:rPr>
+                <w:b/>
+                <w:bCs/>
+              </w:rPr>
+              <w:t xml:space="preserve">Revenue growth</w:t>
+            </w:r>
+          </w:p>
+        </w:tc>
+        <w:tc>
+          <w:tcPr>
+            <w:tcW w:type="dxa" w:w="5800"/>
+          </w:tcPr>
+          <w:p>
+            <w:r>
+              <w:t xml:space="preserve">1-year revenue growth ~-3.88%</w:t>
             </w:r>
           </w:p>
         </w:tc>
@@ -180,7 +207,7 @@
           </w:tcPr>
           <w:p>
             <w:r>
-              <w:t xml:space="preserve">Q3 FY26 PAT ~Rs 2.0 Cr: +48% QoQ but -9% YoY; operating margin 10.5% -&gt; 9.1% YoY</w:t>
+              <w:t xml:space="preserve">Q2 FY26 net profit fell ~-29.9% YoY to ~Rs 1.36 Cr; 1-yr net income growth ~-10.84%</w:t>
             </w:r>
           </w:p>
         </w:tc>
@@ -197,7 +224,7 @@
                 <w:b/>
                 <w:bCs/>
               </w:rPr>
-              <w:t xml:space="preserve">Balance sheet</w:t>
+              <w:t xml:space="preserve">Promoter holding / pledge</w:t>
             </w:r>
           </w:p>
         </w:tc>
@@ -207,7 +234,61 @@
           </w:tcPr>
           <w:p>
             <w:r>
-              <w:t xml:space="preserve">Low debt; historically stretched working-capital days</w:t>
+              <w:t xml:space="preserve">~59.7% promoter holding; no pledge</w:t>
+            </w:r>
+          </w:p>
+        </w:tc>
+      </w:tr>
+      <w:tr>
+        <w:tc>
+          <w:tcPr>
+            <w:tcW w:type="dxa" w:w="3200"/>
+            <w:shd w:fill="F2F2F2" w:val="clear"/>
+          </w:tcPr>
+          <w:p>
+            <w:r>
+              <w:rPr>
+                <w:b/>
+                <w:bCs/>
+              </w:rPr>
+              <w:t xml:space="preserve">52-week range</w:t>
+            </w:r>
+          </w:p>
+        </w:tc>
+        <w:tc>
+          <w:tcPr>
+            <w:tcW w:type="dxa" w:w="5800"/>
+          </w:tcPr>
+          <w:p>
+            <w:r>
+              <w:t xml:space="preserve">Rs 154 - Rs 188</w:t>
+            </w:r>
+          </w:p>
+        </w:tc>
+      </w:tr>
+      <w:tr>
+        <w:tc>
+          <w:tcPr>
+            <w:tcW w:type="dxa" w:w="3200"/>
+            <w:shd w:fill="F2F2F2" w:val="clear"/>
+          </w:tcPr>
+          <w:p>
+            <w:r>
+              <w:rPr>
+                <w:b/>
+                <w:bCs/>
+              </w:rPr>
+              <w:t xml:space="preserve">Dividend yield</w:t>
+            </w:r>
+          </w:p>
+        </w:tc>
+        <w:tc>
+          <w:tcPr>
+            <w:tcW w:type="dxa" w:w="5800"/>
+          </w:tcPr>
+          <w:p>
+            <w:r>
+              <w:t xml:space="preserve">~0.88%</w:t>
             </w:r>
           </w:p>
         </w:tc>
@@ -223,7 +304,7 @@
         <w:spacing w:after="120"/>
       </w:pPr>
       <w:r>
-        <w:t xml:space="preserve">The multi-year averages look strong (ROE/ROCE ~24%) but the recent trend is the wrong way: Q3 FY26 profit was down ~9% YoY despite a QoQ bounce, operating margins compressed to ~9%, and latest ROCE is the lowest in the trailing window. Independent commentary framed the quarter as 'modest revenue growth masks profitability concerns'. This is a commodity-adjacent steel-conversion business with limited pricing power and low structural growth.</w:t>
+        <w:t xml:space="preserve">Historically a solid small-cap compounder (3-year average ROE of ~24.4%) but the current trend is soft: revenue down ~3.9% and net profit down nearly 30% in the most recent quarter reported. Steel barrels are a commodity, mature industrial-packaging product with no obvious structural growth driver disclosed. Balance sheet is clean (no pledge, healthy promoter holding at ~59.7%) and valuation is not demanding (P/E ~14.3), but a shrinking topline and bottomline argue against paying even a modest multiple for growth that isn't there right now.</w:t>
       </w:r>
     </w:p>
     <w:p>
@@ -240,7 +321,7 @@
         <w:spacing w:after="120"/>
       </w:pPr>
       <w:r>
-        <w:t xml:space="preserve">Not independently pulled; no clear trend indicated by available data.</w:t>
+        <w:t xml:space="preserve">Not pulled - four_box score is well below the promising threshold.</w:t>
       </w:r>
     </w:p>
     <w:p>
@@ -257,7 +338,7 @@
         <w:spacing w:after="120"/>
       </w:pPr>
       <w:r>
-        <w:t xml:space="preserve">No confident ValuePickr thread match in a category-11/14/17 search (Step 3.05) — the nearest hits were unrelated ('Lancer Containers', a wagon/container-manufacturing thread). topic_slug set to null; web-only write-up. The old 108-screen research also found no verifiable dedicated community coverage.</w:t>
+        <w:t xml:space="preserve">No forum check performed per the fast-triage rule (not promising enough to warrant the search).</w:t>
       </w:r>
     </w:p>
     <w:p>
@@ -278,7 +359,7 @@
           <w:sz w:val="20"/>
           <w:szCs w:val="20"/>
         </w:rPr>
-        <w:t xml:space="preserve">None — no dedicated VP thread, no trusted-roster coverage.</w:t>
+        <w:t xml:space="preserve">None found - not searched.</w:t>
       </w:r>
     </w:p>
     <w:p>
@@ -295,7 +376,7 @@
         <w:spacing w:after="120"/>
       </w:pPr>
       <w:r>
-        <w:t xml:space="preserve">Not independently checked this pass. Historical working-capital stress (rising receivable/WC days) was flagged in the old research and remains a quality concern.</w:t>
+        <w:t xml:space="preserve">No red flag found: no promoter pledge, auditor (CNK &amp; Associates LLP) unchanged, FY26 financials approved and dividend declared in recent board/shareholder meetings - all routine.</w:t>
       </w:r>
     </w:p>
     <w:p>
@@ -317,7 +398,7 @@
         <w:spacing w:after="60"/>
       </w:pPr>
       <w:r>
-        <w:t xml:space="preserve">Historically high capital efficiency (5-yr average ROE/ROCE ~24%) for a microcap</w:t>
+        <w:t xml:space="preserve">Clean balance sheet, no promoter pledge, decent historical 3-year average ROE (~24.4%)</w:t>
       </w:r>
     </w:p>
     <w:p>
@@ -330,7 +411,16 @@
         <w:spacing w:after="60"/>
       </w:pPr>
       <w:r>
-        <w:t xml:space="preserve">Cheap on an absolute basis with low debt</w:t>
+        <w:t xml:space="preserve">Reasonable valuation (P/E ~14.3) and a modest dividend</w:t>
+      </w:r>
+    </w:p>
+    <w:p>
+      <w:pPr>
+        <w:pStyle w:val="Heading1"/>
+        <w:spacing w:after="120" w:before="280"/>
+      </w:pPr>
+      <w:r>
+        <w:t xml:space="preserve">Bear Case / Key Risks</w:t>
       </w:r>
     </w:p>
     <w:p>
@@ -343,16 +433,7 @@
         <w:spacing w:after="60"/>
       </w:pPr>
       <w:r>
-        <w:t xml:space="preserve">Sequential profit recovery in the most recent quarter (+48% QoQ)</w:t>
-      </w:r>
-    </w:p>
-    <w:p>
-      <w:pPr>
-        <w:pStyle w:val="Heading1"/>
-        <w:spacing w:after="120" w:before="280"/>
-      </w:pPr>
-      <w:r>
-        <w:t xml:space="preserve">Bear Case / Key Risks</w:t>
+        <w:t xml:space="preserve">Revenue down ~3.9% YoY and profit down ~30% in the most recent quarter - a shrinking, not growing, business right now</w:t>
       </w:r>
     </w:p>
     <w:p>
@@ -365,7 +446,7 @@
         <w:spacing w:after="60"/>
       </w:pPr>
       <w:r>
-        <w:t xml:space="preserve">Most recent quarter profit down ~9% YoY and operating margin compressed to ~9% — the trend is deteriorating, not inflecting up</w:t>
+        <w:t xml:space="preserve">Commodity steel-barrel product with no disclosed structural growth driver or capacity expansion</w:t>
       </w:r>
     </w:p>
     <w:p>
@@ -378,7 +459,102 @@
         <w:spacing w:after="60"/>
       </w:pPr>
       <w:r>
-        <w:t xml:space="preserve">Latest ROCE is the lowest reading in the trailing period</w:t>
+        <w:t xml:space="preserve">ROE has declined from a 3-yr average of ~24.4% to a current ~17.4%, suggesting the best years may be behind it</w:t>
+      </w:r>
+    </w:p>
+    <w:p>
+      <w:pPr>
+        <w:pStyle w:val="Heading1"/>
+        <w:spacing w:after="120" w:before="280"/>
+      </w:pPr>
+      <w:r>
+        <w:t xml:space="preserve">Market-Cap Tier (informational — not a gate in this project)</w:t>
+      </w:r>
+    </w:p>
+    <w:p>
+      <w:pPr>
+        <w:spacing w:after="120"/>
+      </w:pPr>
+      <w:r>
+        <w:rPr>
+          <w:b/>
+          <w:bCs/>
+        </w:rPr>
+        <w:t xml:space="preserve">Small-cap (~Rs 96 Cr)</w:t>
+      </w:r>
+    </w:p>
+    <w:p>
+      <w:pPr>
+        <w:pStyle w:val="Heading1"/>
+        <w:spacing w:after="120" w:before="280"/>
+      </w:pPr>
+      <w:r>
+        <w:t xml:space="preserve">Thesis Fit</w:t>
+      </w:r>
+    </w:p>
+    <w:p>
+      <w:pPr>
+        <w:spacing w:after="120"/>
+      </w:pPr>
+      <w:r>
+        <w:rPr>
+          <w:b/>
+          <w:bCs/>
+          <w:sz w:val="24"/>
+          <w:szCs w:val="24"/>
+        </w:rPr>
+        <w:t xml:space="preserve">neither</w:t>
+      </w:r>
+    </w:p>
+    <w:p>
+      <w:pPr>
+        <w:spacing w:after="120"/>
+      </w:pPr>
+      <w:r>
+        <w:rPr>
+          <w:color w:val="666666"/>
+          <w:sz w:val="20"/>
+          <w:szCs w:val="20"/>
+        </w:rPr>
+        <w:t xml:space="preserve">4-box gate — tailwind: no · TAM: no · moat: weak · valuation: weak  (score 1 / 4)</w:t>
+      </w:r>
+    </w:p>
+    <w:p>
+      <w:pPr>
+        <w:spacing w:after="120"/>
+      </w:pPr>
+      <w:r>
+        <w:rPr>
+          <w:i/>
+          <w:iCs/>
+          <w:color w:val="666666"/>
+          <w:sz w:val="20"/>
+          <w:szCs w:val="20"/>
+        </w:rPr>
+        <w:t xml:space="preserve">Commodity steel-barrel manufacturer with no named growth driver; revenue and profit both declining YoY; historically decent returns (3-yr avg ROE ~24.4%) but no current momentum or moat evidence beyond that history.</w:t>
+      </w:r>
+    </w:p>
+    <w:p>
+      <w:pPr>
+        <w:pStyle w:val="Heading1"/>
+        <w:spacing w:after="120" w:before="280"/>
+      </w:pPr>
+      <w:r>
+        <w:t xml:space="preserve">Verdict</w:t>
+      </w:r>
+    </w:p>
+    <w:p>
+      <w:pPr>
+        <w:spacing w:after="120"/>
+      </w:pPr>
+      <w:r>
+        <w:rPr>
+          <w:b/>
+          <w:bCs/>
+          <w:sz w:val="24"/>
+          <w:szCs w:val="24"/>
+        </w:rPr>
+        <w:t xml:space="preserve">Clean, historically profitable steel-barrel maker now in revenue/profit decline with no growth driver - thesis_fit 'neither', conviction Low.</w:t>
       </w:r>
     </w:p>
     <w:p>
@@ -391,7 +567,7 @@
         <w:spacing w:after="60"/>
       </w:pPr>
       <w:r>
-        <w:t xml:space="preserve">Commodity-adjacent steel conversion with little pricing power and low long-run growth</w:t>
+        <w:t xml:space="preserve">four_box = 1.0 (tailwind no - commodity industrial packaging, no named driver; tam no - mature/declining; moat weak - decent historical ROCE/ROE but no differentiation evident; valuation weak - P/E ~14.3 isn't demanding but isn't a screaming bargain against a shrinking base). Score &lt;=1.5, 'neither' applies hard.</w:t>
       </w:r>
     </w:p>
     <w:p>
@@ -404,7 +580,7 @@
         <w:spacing w:after="60"/>
       </w:pPr>
       <w:r>
-        <w:t xml:space="preserve">No specific catalyst and no community coverage to validate a thesis</w:t>
+        <w:t xml:space="preserve">No red flag found; this is a plain weak-momentum fundamentals call, not a governance issue.</w:t>
       </w:r>
     </w:p>
     <w:p>
@@ -417,113 +593,7 @@
         <w:spacing w:after="60"/>
       </w:pPr>
       <w:r>
-        <w:t xml:space="preserve">History of stretched working-capital days</w:t>
-      </w:r>
-    </w:p>
-    <w:p>
-      <w:pPr>
-        <w:pStyle w:val="Heading1"/>
-        <w:spacing w:after="120" w:before="280"/>
-      </w:pPr>
-      <w:r>
-        <w:t xml:space="preserve">Market-Cap Tier (informational — not a gate in this project)</w:t>
-      </w:r>
-    </w:p>
-    <w:p>
-      <w:pPr>
-        <w:spacing w:after="120"/>
-      </w:pPr>
-      <w:r>
-        <w:rPr>
-          <w:b/>
-          <w:bCs/>
-        </w:rPr>
-        <w:t xml:space="preserve">Microcap (~Rs 96 Cr)</w:t>
-      </w:r>
-    </w:p>
-    <w:p>
-      <w:pPr>
-        <w:pStyle w:val="Heading1"/>
-        <w:spacing w:after="120" w:before="280"/>
-      </w:pPr>
-      <w:r>
-        <w:t xml:space="preserve">Thesis Fit</w:t>
-      </w:r>
-    </w:p>
-    <w:p>
-      <w:pPr>
-        <w:spacing w:after="120"/>
-      </w:pPr>
-      <w:r>
-        <w:rPr>
-          <w:b/>
-          <w:bCs/>
-          <w:sz w:val="24"/>
-          <w:szCs w:val="24"/>
-        </w:rPr>
-        <w:t xml:space="preserve">neither</w:t>
-      </w:r>
-    </w:p>
-    <w:p>
-      <w:pPr>
-        <w:pStyle w:val="Heading1"/>
-        <w:spacing w:after="120" w:before="280"/>
-      </w:pPr>
-      <w:r>
-        <w:t xml:space="preserve">Verdict</w:t>
-      </w:r>
-    </w:p>
-    <w:p>
-      <w:pPr>
-        <w:spacing w:after="120"/>
-      </w:pPr>
-      <w:r>
-        <w:rPr>
-          <w:b/>
-          <w:bCs/>
-          <w:sz w:val="24"/>
-          <w:szCs w:val="24"/>
-        </w:rPr>
-        <w:t xml:space="preserve">Strong trailing averages but a softening recent trend and no catalyst — stays a watch, not a candidate</w:t>
-      </w:r>
-    </w:p>
-    <w:p>
-      <w:pPr>
-        <w:pStyle w:val="ListParagraph"/>
-        <w:numPr>
-          <w:ilvl w:val="0"/>
-          <w:numId w:val="1"/>
-        </w:numPr>
-        <w:spacing w:after="60"/>
-      </w:pPr>
-      <w:r>
-        <w:t xml:space="preserve">Re-check of a legacy-108-screen seed; old 2026-08-15 call was Tier C, 'cheap and improving but unconfirmed, lowest-conviction name'. The 'improving' part has weakened — YoY profit decline and margin compression — so the call tilts to 'cheap but softening'</w:t>
-      </w:r>
-    </w:p>
-    <w:p>
-      <w:pPr>
-        <w:pStyle w:val="ListParagraph"/>
-        <w:numPr>
-          <w:ilvl w:val="0"/>
-          <w:numId w:val="1"/>
-        </w:numPr>
-        <w:spacing w:after="60"/>
-      </w:pPr>
-      <w:r>
-        <w:t xml:space="preserve">The inflection rule cuts the other way here: a strong multi-year average with a weakening recent quarter is not a buy signal</w:t>
-      </w:r>
-    </w:p>
-    <w:p>
-      <w:pPr>
-        <w:pStyle w:val="ListParagraph"/>
-        <w:numPr>
-          <w:ilvl w:val="0"/>
-          <w:numId w:val="1"/>
-        </w:numPr>
-        <w:spacing w:after="60"/>
-      </w:pPr>
-      <w:r>
-        <w:t xml:space="preserve">No red-flag tier, but no growth catalyst, no pricing power and no community validation — does not fit the multi-bagger thesis</w:t>
+        <w:t xml:space="preserve">Forum/community check skipped per the fast-triage rule - not promising enough to warrant it.</w:t>
       </w:r>
     </w:p>
     <w:p>
